--- a/Validation_M/National_biomass_library/Space_time_validation/Space_time_validation_report_eq1ofmean.docx
+++ b/Validation_M/National_biomass_library/Space_time_validation/Space_time_validation_report_eq1ofmean.docx
@@ -16,7 +16,7 @@
           <w:color w:val="52514E"/>
           <w:sz w:val="18"/>
         </w:rPr>
-        <w:t>Validation_M/National_biomass_library/Space_time_validation · generated 2026-09-20 · M' with every component of the ratio produced by the random forest · averaging order: Eq. (1) of the mean FPI</w:t>
+        <w:t>Validation_M/National_biomass_library/Space_time_validation · generated 2026-09-21 · M' with every component of the ratio produced by the random forest · averaging order: Eq. (1) of the mean FPI</w:t>
       </w:r>
     </w:p>
     <w:p>
@@ -1983,7 +1983,7 @@
           <w:color w:val="52514E"/>
           <w:sz w:val="17"/>
         </w:rPr>
-        <w:t>Figure 2. The present-day gate. Left: observed against M' at the same cell, log axes, 1:1 dashed. Right: the distribution of the ratio.</w:t>
+        <w:t>Figure 2. The present-day gate. Left: observed against M' at the same cell, linear axes clipped just above the bulk of the data, 1:1 dashed. Right: the distribution of the ratio.</w:t>
       </w:r>
     </w:p>
     <w:p>
